--- a/assets/AugustLyster_CV.docx
+++ b/assets/AugustLyster_CV.docx
@@ -187,71 +187,67 @@
               </w:rPr>
               <w:t xml:space="preserve"> PROFIL </w:t>
             </w:r>
+            <w:proofErr w:type="gramStart"/>
             <w:r>
               <w:rPr>
                 <w:sz w:val="21"/>
                 <w:szCs w:val="21"/>
               </w:rPr>
-              <w:t xml:space="preserve">Analytisk og nysgerrig </w:t>
-            </w:r>
-            <w:proofErr w:type="gramStart"/>
+              <w:t>HA(</w:t>
+            </w:r>
+            <w:proofErr w:type="gramEnd"/>
             <w:r>
               <w:rPr>
                 <w:sz w:val="21"/>
                 <w:szCs w:val="21"/>
               </w:rPr>
-              <w:t>HA(</w:t>
-            </w:r>
-            <w:proofErr w:type="gramEnd"/>
+              <w:t xml:space="preserve">it)-studerende på CBS med praktisk erfaring inden for AI-adoption, digital transformation og generativ AI. Arbejder hos AJ Vaccines med opsætning af AI-agenter, udvikling af automatiserede workflows og udrulning af Microsoft Copilot på tværs af en international organisation. Kombinerer teknisk forståelse fra KPMG </w:t>
+            </w:r>
+            <w:proofErr w:type="spellStart"/>
             <w:r>
               <w:rPr>
                 <w:sz w:val="21"/>
                 <w:szCs w:val="21"/>
               </w:rPr>
-              <w:t>it)-studerende med stor interesse for dataanalyse og ny teknologi. Jeg har en særlig interesse for at optimere administrative processer gennem automatisering, hvilket sikrer både høj datadisciplin og en mere effektiv økonomistyring.</w:t>
-            </w:r>
+              <w:t>TechAcademy</w:t>
+            </w:r>
+            <w:proofErr w:type="spellEnd"/>
             <w:r>
               <w:rPr>
                 <w:sz w:val="21"/>
                 <w:szCs w:val="21"/>
               </w:rPr>
-              <w:t xml:space="preserve"> </w:t>
-            </w:r>
+              <w:t xml:space="preserve"> og </w:t>
+            </w:r>
+            <w:proofErr w:type="spellStart"/>
             <w:r>
               <w:rPr>
                 <w:sz w:val="21"/>
                 <w:szCs w:val="21"/>
               </w:rPr>
-              <w:t xml:space="preserve">Har erfaring i at strukturere og analysere komplekse datasæt i Excel og præsentere </w:t>
-            </w:r>
+              <w:t>Opiniosec</w:t>
+            </w:r>
+            <w:proofErr w:type="spellEnd"/>
             <w:r>
               <w:rPr>
                 <w:sz w:val="21"/>
                 <w:szCs w:val="21"/>
               </w:rPr>
-              <w:t>resultater klart</w:t>
+              <w:t xml:space="preserve"> med evnen til at omsætte kompleks teknologi til konkret forretningsværdi på tværs af </w:t>
             </w:r>
             <w:r>
               <w:rPr>
                 <w:sz w:val="21"/>
                 <w:szCs w:val="21"/>
               </w:rPr>
-              <w:t xml:space="preserve"> og overbevisende.</w:t>
-            </w:r>
-            <w:r>
-              <w:rPr>
-                <w:rFonts w:asciiTheme="minorHAnsi" w:hAnsiTheme="minorHAnsi" w:cstheme="minorBidi"/>
-                <w:sz w:val="22"/>
-                <w:szCs w:val="22"/>
-              </w:rPr>
-              <w:t xml:space="preserve"> </w:t>
+              <w:t xml:space="preserve">forskellige </w:t>
             </w:r>
             <w:r>
               <w:rPr>
                 <w:sz w:val="21"/>
                 <w:szCs w:val="21"/>
               </w:rPr>
-              <w:t>Motiveres af at kombinere tekniske færdigheder med forretningsforståelse for at skabe værdi i praksis.</w:t>
+              <w:t>målgrupper.</w:t>
             </w:r>
           </w:p>
         </w:tc>
@@ -488,7 +484,23 @@
                 <w:sz w:val="19"/>
                 <w:szCs w:val="19"/>
               </w:rPr>
-              <w:t xml:space="preserve">Udviklede en skalerbar IT-løsning med fokus på systemintegration og procesoptimering, </w:t>
+              <w:t>O</w:t>
+            </w:r>
+            <w:r>
+              <w:rPr>
+                <w:rFonts w:ascii="Times New Roman" w:hAnsi="Times New Roman" w:cs="Times New Roman"/>
+                <w:sz w:val="19"/>
+                <w:szCs w:val="19"/>
+              </w:rPr>
+              <w:t>ptimering af strategisk datagrundlag via Excel-modellering og visualisering</w:t>
+            </w:r>
+            <w:r>
+              <w:rPr>
+                <w:rFonts w:ascii="Times New Roman" w:hAnsi="Times New Roman" w:cs="Times New Roman"/>
+                <w:sz w:val="19"/>
+                <w:szCs w:val="19"/>
+              </w:rPr>
+              <w:t>.</w:t>
             </w:r>
           </w:p>
           <w:p>
@@ -510,15 +522,7 @@
                 <w:sz w:val="19"/>
                 <w:szCs w:val="19"/>
               </w:rPr>
-              <w:t>O</w:t>
-            </w:r>
-            <w:r>
-              <w:rPr>
-                <w:rFonts w:ascii="Times New Roman" w:hAnsi="Times New Roman" w:cs="Times New Roman"/>
-                <w:sz w:val="19"/>
-                <w:szCs w:val="19"/>
-              </w:rPr>
-              <w:t>ptimering af strategisk datagrundlag via Excel-modellering og visualisering</w:t>
+              <w:t>Udviklede en skalerbar IT-løsning med fokus på systemintegration og procesoptimering</w:t>
             </w:r>
             <w:r>
               <w:rPr>
@@ -634,7 +638,7 @@
         <w:trPr>
           <w:gridAfter w:val="1"/>
           <w:wAfter w:w="910" w:type="pct"/>
-          <w:trHeight w:val="626"/>
+          <w:trHeight w:val="779"/>
         </w:trPr>
         <w:tc>
           <w:tcPr>
@@ -803,43 +807,10 @@
                 <w:b/>
                 <w:bCs/>
                 <w:noProof/>
-                <w:sz w:val="17"/>
-                <w:szCs w:val="17"/>
-              </w:rPr>
-              <w:t>PERSONL</w:t>
-            </w:r>
-            <w:r>
-              <w:rPr>
-                <w:rFonts w:ascii="Times New Roman" w:hAnsi="Times New Roman" w:cs="Times New Roman"/>
-                <w:b/>
-                <w:bCs/>
-                <w:noProof/>
-                <w:sz w:val="17"/>
-                <w:szCs w:val="17"/>
-              </w:rPr>
-              <w:t>IGE</w:t>
-            </w:r>
-            <w:r>
-              <w:rPr>
-                <w:rFonts w:ascii="Times New Roman" w:hAnsi="Times New Roman" w:cs="Times New Roman"/>
-                <w:b/>
-                <w:bCs/>
-                <w:noProof/>
-                <w:sz w:val="17"/>
-                <w:szCs w:val="17"/>
-              </w:rPr>
-              <w:t xml:space="preserve"> </w:t>
-            </w:r>
-            <w:r>
-              <w:rPr>
-                <w:rFonts w:ascii="Times New Roman" w:hAnsi="Times New Roman" w:cs="Times New Roman"/>
-                <w:b/>
-                <w:bCs/>
-                <w:noProof/>
-                <w:sz w:val="17"/>
-                <w:szCs w:val="17"/>
-              </w:rPr>
-              <w:t xml:space="preserve">PROJECT </w:t>
+                <w:sz w:val="18"/>
+                <w:szCs w:val="18"/>
+              </w:rPr>
+              <w:t>ERHVERSERFARING</w:t>
             </w:r>
           </w:p>
         </w:tc>
@@ -884,6 +855,15 @@
                 <w:szCs w:val="18"/>
               </w:rPr>
             </w:pPr>
+            <w:r>
+              <w:rPr>
+                <w:rFonts w:ascii="Times New Roman" w:hAnsi="Times New Roman" w:cs="Times New Roman"/>
+                <w:noProof/>
+                <w:sz w:val="20"/>
+                <w:szCs w:val="20"/>
+              </w:rPr>
+              <w:t>April 2026 - Nu</w:t>
+            </w:r>
           </w:p>
         </w:tc>
         <w:tc>
@@ -895,59 +875,44 @@
             <w:pPr>
               <w:rPr>
                 <w:rFonts w:ascii="Times New Roman" w:hAnsi="Times New Roman" w:cs="Times New Roman"/>
-                <w:b/>
-                <w:bCs/>
                 <w:caps/>
-                <w:strike/>
-                <w:noProof/>
-                <w:sz w:val="20"/>
-                <w:szCs w:val="20"/>
-              </w:rPr>
-            </w:pPr>
-            <w:r>
-              <w:rPr>
-                <w:rFonts w:ascii="Times New Roman" w:hAnsi="Times New Roman" w:cs="Times New Roman"/>
-                <w:b/>
-                <w:bCs/>
-                <w:caps/>
-                <w:noProof/>
-                <w:sz w:val="20"/>
-                <w:szCs w:val="20"/>
-              </w:rPr>
-              <w:t>AI</w:t>
-            </w:r>
-            <w:r>
-              <w:rPr>
-                <w:rFonts w:ascii="Times New Roman" w:hAnsi="Times New Roman" w:cs="Times New Roman"/>
-                <w:b/>
-                <w:bCs/>
-                <w:noProof/>
-                <w:sz w:val="20"/>
-                <w:szCs w:val="20"/>
-              </w:rPr>
-              <w:t>-</w:t>
-            </w:r>
-            <w:r>
-              <w:rPr>
-                <w:rFonts w:ascii="Times New Roman" w:hAnsi="Times New Roman" w:cs="Times New Roman"/>
-                <w:b/>
-                <w:bCs/>
-                <w:noProof/>
-                <w:sz w:val="20"/>
-                <w:szCs w:val="20"/>
-              </w:rPr>
-              <w:t>drevet</w:t>
-            </w:r>
-            <w:r>
-              <w:rPr>
-                <w:rFonts w:ascii="Times New Roman" w:hAnsi="Times New Roman" w:cs="Times New Roman"/>
-                <w:b/>
-                <w:bCs/>
-                <w:noProof/>
-                <w:sz w:val="20"/>
-                <w:szCs w:val="20"/>
-              </w:rPr>
-              <w:t xml:space="preserve"> trading bot</w:t>
+                <w:noProof/>
+                <w:sz w:val="20"/>
+                <w:szCs w:val="20"/>
+              </w:rPr>
+            </w:pPr>
+            <w:r>
+              <w:rPr>
+                <w:rFonts w:ascii="Times New Roman" w:hAnsi="Times New Roman" w:cs="Times New Roman"/>
+                <w:b/>
+                <w:bCs/>
+                <w:noProof/>
+                <w:sz w:val="18"/>
+                <w:szCs w:val="18"/>
+              </w:rPr>
+              <w:t xml:space="preserve">Studentermedhjælper, AI &amp; Digital Udvikling </w:t>
+            </w:r>
+            <w:r>
+              <w:rPr>
+                <w:rFonts w:ascii="Times New Roman" w:hAnsi="Times New Roman" w:cs="Times New Roman"/>
+                <w:b/>
+                <w:bCs/>
+                <w:noProof/>
+                <w:sz w:val="18"/>
+                <w:szCs w:val="18"/>
+              </w:rPr>
+              <w:t xml:space="preserve">- </w:t>
+            </w:r>
+            <w:r>
+              <w:rPr>
+                <w:rFonts w:ascii="Times New Roman" w:hAnsi="Times New Roman" w:cs="Times New Roman"/>
+                <w:b/>
+                <w:bCs/>
+                <w:noProof/>
+                <w:sz w:val="18"/>
+                <w:szCs w:val="18"/>
+              </w:rPr>
+              <w:t>AJ Vaccines</w:t>
             </w:r>
           </w:p>
           <w:p>
@@ -972,7 +937,25 @@
                 <w:sz w:val="18"/>
                 <w:szCs w:val="18"/>
               </w:rPr>
-              <w:t>Udviklede en AI-baseret trading bot i Python, der hentede og analyserede markedsdata automatisk.</w:t>
+              <w:t xml:space="preserve">Leder AI-adoption på tværs af organisationen </w:t>
+            </w:r>
+            <w:r>
+              <w:rPr>
+                <w:rFonts w:ascii="Times New Roman" w:hAnsi="Times New Roman" w:cs="Times New Roman"/>
+                <w:noProof/>
+                <w:sz w:val="18"/>
+                <w:szCs w:val="18"/>
+              </w:rPr>
+              <w:t xml:space="preserve">- </w:t>
+            </w:r>
+            <w:r>
+              <w:rPr>
+                <w:rFonts w:ascii="Times New Roman" w:hAnsi="Times New Roman" w:cs="Times New Roman"/>
+                <w:noProof/>
+                <w:sz w:val="18"/>
+                <w:szCs w:val="18"/>
+              </w:rPr>
+              <w:t>opsætning af AI-agenter, udvikling af automatiserede workflows og træning af medarbejdere i Microsoft Copilot og generativ AI.</w:t>
             </w:r>
           </w:p>
         </w:tc>
@@ -1002,6 +985,15 @@
                 <w:szCs w:val="18"/>
               </w:rPr>
             </w:pPr>
+            <w:r>
+              <w:rPr>
+                <w:rFonts w:ascii="Times New Roman" w:hAnsi="Times New Roman" w:cs="Times New Roman"/>
+                <w:noProof/>
+                <w:sz w:val="20"/>
+                <w:szCs w:val="20"/>
+              </w:rPr>
+              <w:t>Sep. 2025 - Marts 2026</w:t>
+            </w:r>
           </w:p>
         </w:tc>
         <w:tc>
@@ -1019,20 +1011,76 @@
                 <w:b/>
                 <w:bCs/>
                 <w:noProof/>
-                <w:sz w:val="20"/>
-                <w:szCs w:val="20"/>
-              </w:rPr>
-            </w:pPr>
-            <w:r>
-              <w:rPr>
-                <w:rFonts w:ascii="Times New Roman" w:hAnsi="Times New Roman" w:cs="Times New Roman"/>
-                <w:b/>
-                <w:bCs/>
-                <w:noProof/>
-                <w:sz w:val="20"/>
-                <w:szCs w:val="20"/>
-              </w:rPr>
-              <w:t>Automated workflow solutions</w:t>
+                <w:sz w:val="18"/>
+                <w:szCs w:val="18"/>
+              </w:rPr>
+            </w:pPr>
+            <w:r>
+              <w:rPr>
+                <w:rFonts w:ascii="Times New Roman" w:hAnsi="Times New Roman" w:cs="Times New Roman"/>
+                <w:b/>
+                <w:bCs/>
+                <w:caps/>
+                <w:noProof/>
+                <w:sz w:val="18"/>
+                <w:szCs w:val="18"/>
+              </w:rPr>
+              <w:t>S</w:t>
+            </w:r>
+            <w:r>
+              <w:rPr>
+                <w:rFonts w:ascii="Times New Roman" w:hAnsi="Times New Roman" w:cs="Times New Roman"/>
+                <w:b/>
+                <w:bCs/>
+                <w:noProof/>
+                <w:sz w:val="18"/>
+                <w:szCs w:val="18"/>
+              </w:rPr>
+              <w:t>tudentermedhjælper / business development outreach</w:t>
+            </w:r>
+            <w:r>
+              <w:rPr>
+                <w:rFonts w:ascii="Times New Roman" w:hAnsi="Times New Roman" w:cs="Times New Roman"/>
+                <w:b/>
+                <w:bCs/>
+                <w:noProof/>
+                <w:sz w:val="18"/>
+                <w:szCs w:val="18"/>
+              </w:rPr>
+              <w:t xml:space="preserve"> </w:t>
+            </w:r>
+            <w:r>
+              <w:rPr>
+                <w:rFonts w:ascii="Times New Roman" w:hAnsi="Times New Roman" w:cs="Times New Roman"/>
+                <w:b/>
+                <w:bCs/>
+                <w:noProof/>
+                <w:sz w:val="18"/>
+                <w:szCs w:val="18"/>
+              </w:rPr>
+              <w:t xml:space="preserve">- </w:t>
+            </w:r>
+            <w:r>
+              <w:rPr>
+                <w:rFonts w:ascii="Times New Roman" w:hAnsi="Times New Roman" w:cs="Times New Roman"/>
+                <w:b/>
+                <w:bCs/>
+                <w:noProof/>
+                <w:sz w:val="18"/>
+                <w:szCs w:val="18"/>
+              </w:rPr>
+              <w:t>O</w:t>
+            </w:r>
+            <w:r>
+              <w:rPr>
+                <w:rFonts w:ascii="Times New Roman" w:hAnsi="Times New Roman" w:cs="Times New Roman"/>
+                <w:b/>
+                <w:bCs/>
+                <w:noProof/>
+                <w:sz w:val="18"/>
+                <w:szCs w:val="18"/>
+              </w:rPr>
+              <w:t>piniosec</w:t>
             </w:r>
           </w:p>
           <w:p>
@@ -1056,7 +1104,7 @@
                 <w:sz w:val="18"/>
                 <w:szCs w:val="18"/>
               </w:rPr>
-              <w:t>Automatiserede repetitive arbejdsprocesser ved brug af Microsoft Power Automate, herunder integrationer og flows i M365-miljøet.</w:t>
+              <w:t>Hos opiniosec arbejder jeg i krydsfeltet mellem komplekse it-løsninger og kundevendt salg. Min primære opgave er at identificere kundebehov og præsentere vores tekniske løsninger.</w:t>
             </w:r>
           </w:p>
         </w:tc>
@@ -1065,7 +1113,7 @@
         <w:trPr>
           <w:gridAfter w:val="1"/>
           <w:wAfter w:w="910" w:type="pct"/>
-          <w:trHeight w:val="25"/>
+          <w:trHeight w:val="196"/>
         </w:trPr>
         <w:tc>
           <w:tcPr>
@@ -1093,10 +1141,32 @@
                 <w:b/>
                 <w:bCs/>
                 <w:noProof/>
-                <w:sz w:val="18"/>
-                <w:szCs w:val="18"/>
-              </w:rPr>
-              <w:t>ERHVERSERFARING</w:t>
+                <w:sz w:val="17"/>
+                <w:szCs w:val="17"/>
+              </w:rPr>
+              <w:t>PERSONL</w:t>
+            </w:r>
+            <w:r>
+              <w:rPr>
+                <w:rFonts w:ascii="Times New Roman" w:hAnsi="Times New Roman" w:cs="Times New Roman"/>
+                <w:b/>
+                <w:bCs/>
+                <w:noProof/>
+                <w:sz w:val="17"/>
+                <w:szCs w:val="17"/>
+              </w:rPr>
+              <w:t>IGE</w:t>
+            </w:r>
+            <w:r>
+              <w:rPr>
+                <w:rFonts w:ascii="Times New Roman" w:hAnsi="Times New Roman" w:cs="Times New Roman"/>
+                <w:b/>
+                <w:bCs/>
+                <w:noProof/>
+                <w:sz w:val="17"/>
+                <w:szCs w:val="17"/>
+              </w:rPr>
+              <w:t xml:space="preserve"> PROJECT </w:t>
             </w:r>
           </w:p>
         </w:tc>
@@ -1129,93 +1199,58 @@
           <w:tcPr>
             <w:tcW w:w="984" w:type="pct"/>
             <w:gridSpan w:val="2"/>
-            <w:tcBorders>
-              <w:top w:val="single" w:sz="4" w:space="0" w:color="auto"/>
-            </w:tcBorders>
-          </w:tcPr>
-          <w:p>
-            <w:pPr>
-              <w:rPr>
-                <w:rFonts w:ascii="Times New Roman" w:hAnsi="Times New Roman" w:cs="Times New Roman"/>
-                <w:noProof/>
-                <w:sz w:val="18"/>
-                <w:szCs w:val="18"/>
-              </w:rPr>
-            </w:pPr>
-            <w:r>
-              <w:rPr>
-                <w:rFonts w:ascii="Times New Roman" w:hAnsi="Times New Roman" w:cs="Times New Roman"/>
-                <w:noProof/>
-                <w:sz w:val="18"/>
-                <w:szCs w:val="18"/>
-              </w:rPr>
-              <w:t>Aug. 2025 - Nu</w:t>
-            </w:r>
+          </w:tcPr>
+          <w:p>
+            <w:pPr>
+              <w:rPr>
+                <w:rFonts w:ascii="Times New Roman" w:hAnsi="Times New Roman" w:cs="Times New Roman"/>
+                <w:noProof/>
+                <w:sz w:val="18"/>
+                <w:szCs w:val="18"/>
+              </w:rPr>
+            </w:pPr>
           </w:p>
         </w:tc>
         <w:tc>
           <w:tcPr>
             <w:tcW w:w="3106" w:type="pct"/>
             <w:gridSpan w:val="5"/>
-            <w:tcBorders>
-              <w:top w:val="single" w:sz="4" w:space="0" w:color="auto"/>
-            </w:tcBorders>
-          </w:tcPr>
-          <w:p>
-            <w:pPr>
-              <w:rPr>
-                <w:rFonts w:ascii="Times New Roman" w:hAnsi="Times New Roman" w:cs="Times New Roman"/>
-                <w:b/>
-                <w:bCs/>
-                <w:noProof/>
-                <w:sz w:val="18"/>
-                <w:szCs w:val="18"/>
-              </w:rPr>
-            </w:pPr>
-            <w:r>
+          </w:tcPr>
+          <w:p>
+            <w:pPr>
               <w:rPr>
                 <w:rFonts w:ascii="Times New Roman" w:hAnsi="Times New Roman" w:cs="Times New Roman"/>
                 <w:b/>
                 <w:bCs/>
                 <w:caps/>
-                <w:noProof/>
-                <w:sz w:val="18"/>
-                <w:szCs w:val="18"/>
-              </w:rPr>
-              <w:t>S</w:t>
-            </w:r>
-            <w:r>
-              <w:rPr>
-                <w:rFonts w:ascii="Times New Roman" w:hAnsi="Times New Roman" w:cs="Times New Roman"/>
-                <w:b/>
-                <w:bCs/>
-                <w:noProof/>
-                <w:sz w:val="18"/>
-                <w:szCs w:val="18"/>
-              </w:rPr>
-              <w:t>tudentermedhjælper / business development outreach</w:t>
-            </w:r>
-            <w:r>
-              <w:rPr>
-                <w:rFonts w:ascii="Times New Roman" w:hAnsi="Times New Roman" w:cs="Times New Roman"/>
-                <w:b/>
-                <w:bCs/>
-                <w:noProof/>
-                <w:sz w:val="18"/>
-                <w:szCs w:val="18"/>
-              </w:rPr>
-              <w:t xml:space="preserve"> O</w:t>
-            </w:r>
-            <w:r>
-              <w:rPr>
-                <w:rFonts w:ascii="Times New Roman" w:hAnsi="Times New Roman" w:cs="Times New Roman"/>
-                <w:b/>
-                <w:bCs/>
-                <w:noProof/>
-                <w:sz w:val="18"/>
-                <w:szCs w:val="18"/>
-              </w:rPr>
-              <w:t>piniosec</w:t>
+                <w:strike/>
+                <w:noProof/>
+                <w:sz w:val="20"/>
+                <w:szCs w:val="20"/>
+              </w:rPr>
+            </w:pPr>
+            <w:r>
+              <w:rPr>
+                <w:rFonts w:ascii="Times New Roman" w:hAnsi="Times New Roman" w:cs="Times New Roman"/>
+                <w:b/>
+                <w:bCs/>
+                <w:caps/>
+                <w:noProof/>
+                <w:sz w:val="20"/>
+                <w:szCs w:val="20"/>
+              </w:rPr>
+              <w:t>AI</w:t>
+            </w:r>
+            <w:r>
+              <w:rPr>
+                <w:rFonts w:ascii="Times New Roman" w:hAnsi="Times New Roman" w:cs="Times New Roman"/>
+                <w:b/>
+                <w:bCs/>
+                <w:noProof/>
+                <w:sz w:val="20"/>
+                <w:szCs w:val="20"/>
+              </w:rPr>
+              <w:t>-drevet trading bot</w:t>
             </w:r>
           </w:p>
           <w:p>
@@ -1238,25 +1273,7 @@
                 <w:sz w:val="18"/>
                 <w:szCs w:val="18"/>
               </w:rPr>
-              <w:t xml:space="preserve">Hos </w:t>
-            </w:r>
-            <w:r>
-              <w:rPr>
-                <w:rFonts w:ascii="Times New Roman" w:hAnsi="Times New Roman" w:cs="Times New Roman"/>
-                <w:noProof/>
-                <w:sz w:val="18"/>
-                <w:szCs w:val="18"/>
-              </w:rPr>
-              <w:t>opiniosec</w:t>
-            </w:r>
-            <w:r>
-              <w:rPr>
-                <w:rFonts w:ascii="Times New Roman" w:hAnsi="Times New Roman" w:cs="Times New Roman"/>
-                <w:noProof/>
-                <w:sz w:val="18"/>
-                <w:szCs w:val="18"/>
-              </w:rPr>
-              <w:t xml:space="preserve"> arbejder jeg i krydsfeltet mellem komplekse it-løsninger og kundevendt salg. Min primære opgave er at identificere kundebehov og præsentere vores tekniske løsninger.</w:t>
+              <w:t>Udviklede en AI-baseret trading bot i Python, der hentede og analyserede markedsdata automatisk.</w:t>
             </w:r>
           </w:p>
         </w:tc>
@@ -1281,36 +1298,6 @@
                 <w:szCs w:val="20"/>
               </w:rPr>
             </w:pPr>
-            <w:r>
-              <w:rPr>
-                <w:rFonts w:ascii="Times New Roman" w:hAnsi="Times New Roman" w:cs="Times New Roman"/>
-                <w:noProof/>
-                <w:sz w:val="18"/>
-                <w:szCs w:val="18"/>
-                <w:lang w:bidi="da-DK"/>
-              </w:rPr>
-              <w:t>Juni</w:t>
-            </w:r>
-            <w:r>
-              <w:rPr>
-                <w:rFonts w:ascii="Times New Roman" w:hAnsi="Times New Roman" w:cs="Times New Roman"/>
-                <w:noProof/>
-                <w:sz w:val="18"/>
-                <w:szCs w:val="18"/>
-                <w:lang w:bidi="da-DK"/>
-              </w:rPr>
-              <w:t xml:space="preserve"> 2024 - </w:t>
-            </w:r>
-            <w:r>
-              <w:rPr>
-                <w:rFonts w:ascii="Times New Roman" w:hAnsi="Times New Roman" w:cs="Times New Roman"/>
-                <w:noProof/>
-                <w:sz w:val="18"/>
-                <w:szCs w:val="18"/>
-                <w:lang w:bidi="da-DK"/>
-              </w:rPr>
-              <w:t>Nu</w:t>
-            </w:r>
           </w:p>
         </w:tc>
         <w:tc>
@@ -1322,23 +1309,23 @@
             <w:pPr>
               <w:rPr>
                 <w:rFonts w:ascii="Times New Roman" w:hAnsi="Times New Roman" w:cs="Times New Roman"/>
-                <w:noProof/>
-                <w:sz w:val="18"/>
-                <w:szCs w:val="18"/>
-                <w:lang w:bidi="da-DK"/>
-              </w:rPr>
-            </w:pPr>
-            <w:r>
-              <w:rPr>
-                <w:rFonts w:ascii="Times New Roman" w:hAnsi="Times New Roman" w:cs="Times New Roman"/>
-                <w:b/>
-                <w:bCs/>
-                <w:noProof/>
-                <w:sz w:val="18"/>
-                <w:szCs w:val="18"/>
-                <w:lang w:bidi="da-DK"/>
-              </w:rPr>
-              <w:t>Tjener/Koordinator, Restaurant Gorilla</w:t>
+                <w:b/>
+                <w:bCs/>
+                <w:noProof/>
+                <w:sz w:val="20"/>
+                <w:szCs w:val="20"/>
+              </w:rPr>
+            </w:pPr>
+            <w:r>
+              <w:rPr>
+                <w:rFonts w:ascii="Times New Roman" w:hAnsi="Times New Roman" w:cs="Times New Roman"/>
+                <w:b/>
+                <w:bCs/>
+                <w:noProof/>
+                <w:sz w:val="20"/>
+                <w:szCs w:val="20"/>
+              </w:rPr>
+              <w:t>Automated workflow solutions</w:t>
             </w:r>
           </w:p>
           <w:p>
@@ -1362,89 +1349,17 @@
                 <w:noProof/>
                 <w:sz w:val="18"/>
                 <w:szCs w:val="18"/>
-                <w:lang w:bidi="da-DK"/>
-              </w:rPr>
-              <w:t>Koordinere</w:t>
-            </w:r>
-            <w:r>
-              <w:rPr>
-                <w:rFonts w:ascii="Times New Roman" w:hAnsi="Times New Roman" w:cs="Times New Roman"/>
-                <w:noProof/>
-                <w:sz w:val="18"/>
-                <w:szCs w:val="18"/>
-                <w:lang w:bidi="da-DK"/>
-              </w:rPr>
-              <w:t>r</w:t>
-            </w:r>
-            <w:r>
-              <w:rPr>
-                <w:rFonts w:ascii="Times New Roman" w:hAnsi="Times New Roman" w:cs="Times New Roman"/>
-                <w:noProof/>
-                <w:sz w:val="18"/>
-                <w:szCs w:val="18"/>
-                <w:lang w:bidi="da-DK"/>
-              </w:rPr>
-              <w:t xml:space="preserve"> processer på tværs af afdelinger og optimere</w:t>
-            </w:r>
-            <w:r>
-              <w:rPr>
-                <w:rFonts w:ascii="Times New Roman" w:hAnsi="Times New Roman" w:cs="Times New Roman"/>
-                <w:noProof/>
-                <w:sz w:val="18"/>
-                <w:szCs w:val="18"/>
-                <w:lang w:bidi="da-DK"/>
-              </w:rPr>
-              <w:t>r</w:t>
-            </w:r>
-            <w:r>
-              <w:rPr>
-                <w:rFonts w:ascii="Times New Roman" w:hAnsi="Times New Roman" w:cs="Times New Roman"/>
-                <w:noProof/>
-                <w:sz w:val="18"/>
-                <w:szCs w:val="18"/>
-                <w:lang w:bidi="da-DK"/>
-              </w:rPr>
-              <w:t xml:space="preserve"> </w:t>
-            </w:r>
-            <w:r>
-              <w:rPr>
-                <w:rFonts w:ascii="Times New Roman" w:hAnsi="Times New Roman" w:cs="Times New Roman"/>
-                <w:noProof/>
-                <w:sz w:val="18"/>
-                <w:szCs w:val="18"/>
-                <w:lang w:bidi="da-DK"/>
-              </w:rPr>
-              <w:t>flowet</w:t>
-            </w:r>
-            <w:r>
-              <w:rPr>
-                <w:rFonts w:ascii="Times New Roman" w:hAnsi="Times New Roman" w:cs="Times New Roman"/>
-                <w:noProof/>
-                <w:sz w:val="18"/>
-                <w:szCs w:val="18"/>
-                <w:lang w:bidi="da-DK"/>
-              </w:rPr>
-              <w:t xml:space="preserve"> </w:t>
-            </w:r>
-            <w:r>
-              <w:rPr>
-                <w:rFonts w:ascii="Times New Roman" w:hAnsi="Times New Roman" w:cs="Times New Roman"/>
-                <w:noProof/>
-                <w:sz w:val="18"/>
-                <w:szCs w:val="18"/>
-                <w:lang w:bidi="da-DK"/>
-              </w:rPr>
-              <w:t xml:space="preserve">for hele </w:t>
-            </w:r>
-            <w:r>
-              <w:rPr>
-                <w:rFonts w:ascii="Times New Roman" w:hAnsi="Times New Roman" w:cs="Times New Roman"/>
-                <w:noProof/>
-                <w:sz w:val="18"/>
-                <w:szCs w:val="18"/>
-                <w:lang w:bidi="da-DK"/>
-              </w:rPr>
-              <w:t>restauranten</w:t>
+              </w:rPr>
+              <w:t>Automatiserede repetitive arbejdsprocesser ved brug af Microsoft Power Automate</w:t>
+            </w:r>
+            <w:r>
+              <w:rPr>
+                <w:rFonts w:ascii="Times New Roman" w:hAnsi="Times New Roman" w:cs="Times New Roman"/>
+                <w:noProof/>
+                <w:sz w:val="18"/>
+                <w:szCs w:val="18"/>
+              </w:rPr>
+              <w:t>.</w:t>
             </w:r>
           </w:p>
         </w:tc>
@@ -1482,18 +1397,7 @@
                 <w:sz w:val="18"/>
                 <w:szCs w:val="18"/>
               </w:rPr>
-              <w:t xml:space="preserve">TECHNICAL </w:t>
-            </w:r>
-            <w:r>
-              <w:rPr>
-                <w:rFonts w:ascii="Times New Roman" w:hAnsi="Times New Roman" w:cs="Times New Roman"/>
-                <w:b/>
-                <w:bCs/>
-                <w:noProof/>
-                <w:sz w:val="18"/>
-                <w:szCs w:val="18"/>
-              </w:rPr>
-              <w:t>SKILLS</w:t>
+              <w:t>TECHNICAL SKILLS</w:t>
             </w:r>
           </w:p>
         </w:tc>
@@ -1595,16 +1499,7 @@
                 <w:sz w:val="18"/>
                 <w:szCs w:val="18"/>
               </w:rPr>
-              <w:t>SQL</w:t>
-            </w:r>
-            <w:r>
-              <w:rPr>
-                <w:rFonts w:ascii="Times New Roman" w:hAnsi="Times New Roman" w:cs="Times New Roman"/>
-                <w:noProof/>
-                <w:sz w:val="18"/>
-                <w:szCs w:val="18"/>
-              </w:rPr>
-              <w:t xml:space="preserve"> </w:t>
+              <w:t xml:space="preserve">LLM’er </w:t>
             </w:r>
           </w:p>
         </w:tc>
@@ -1630,8 +1525,19 @@
                 <w:noProof/>
                 <w:sz w:val="18"/>
                 <w:szCs w:val="18"/>
-              </w:rPr>
-              <w:t>Erfaren</w:t>
+                <w:lang w:val="en-US"/>
+              </w:rPr>
+              <w:t>A</w:t>
+            </w:r>
+            <w:r>
+              <w:rPr>
+                <w:rFonts w:ascii="Times New Roman" w:hAnsi="Times New Roman" w:cs="Times New Roman"/>
+                <w:noProof/>
+                <w:sz w:val="18"/>
+                <w:szCs w:val="18"/>
+                <w:lang w:val="en-US"/>
+              </w:rPr>
+              <w:t>vanceret</w:t>
             </w:r>
           </w:p>
         </w:tc>
@@ -1753,7 +1659,16 @@
                 <w:sz w:val="18"/>
                 <w:szCs w:val="18"/>
               </w:rPr>
-              <w:t>PowerBI</w:t>
+              <w:t>Power</w:t>
+            </w:r>
+            <w:r>
+              <w:rPr>
+                <w:rFonts w:ascii="Times New Roman" w:hAnsi="Times New Roman" w:cs="Times New Roman"/>
+                <w:noProof/>
+                <w:sz w:val="18"/>
+                <w:szCs w:val="18"/>
+              </w:rPr>
+              <w:t xml:space="preserve"> Automate</w:t>
             </w:r>
           </w:p>
         </w:tc>
@@ -2164,7 +2079,18 @@
                 <w:sz w:val="18"/>
                 <w:szCs w:val="18"/>
               </w:rPr>
-              <w:t>PowerBI</w:t>
+              <w:t>Power</w:t>
+            </w:r>
+            <w:r>
+              <w:rPr>
+                <w:rFonts w:ascii="Times New Roman" w:hAnsi="Times New Roman" w:cs="Times New Roman"/>
+                <w:b/>
+                <w:bCs/>
+                <w:noProof/>
+                <w:sz w:val="18"/>
+                <w:szCs w:val="18"/>
+              </w:rPr>
+              <w:t xml:space="preserve"> Automate</w:t>
             </w:r>
             <w:r>
               <w:rPr>
@@ -2193,7 +2119,7 @@
                 <w:sz w:val="18"/>
                 <w:szCs w:val="18"/>
               </w:rPr>
-              <w:t>5</w:t>
+              <w:t>6</w:t>
             </w:r>
           </w:p>
         </w:tc>

--- a/assets/AugustLyster_CV.docx
+++ b/assets/AugustLyster_CV.docx
@@ -810,7 +810,7 @@
                 <w:sz w:val="18"/>
                 <w:szCs w:val="18"/>
               </w:rPr>
-              <w:t>ERHVERSERFARING</w:t>
+              <w:t>ERHVERVSERFARING</w:t>
             </w:r>
           </w:p>
         </w:tc>
@@ -3358,6 +3358,7 @@
   <w:style w:type="character" w:default="1" w:styleId="Standardskrifttypeiafsnit">
     <w:name w:val="Default Paragraph Font"/>
     <w:uiPriority w:val="1"/>
+    <w:semiHidden/>
     <w:unhideWhenUsed/>
   </w:style>
   <w:style w:type="table" w:default="1" w:styleId="Tabel-Normal">
